--- a/EXP NO 7.docx
+++ b/EXP NO 7.docx
@@ -539,9 +539,9 @@
         </w:rPr>
         <w:lastRenderedPageBreak/>
         <w:drawing>
-          <wp:inline distT="0" distB="0" distL="0" distR="0" wp14:anchorId="2B8EAFCA" wp14:editId="1BFAA423">
-            <wp:extent cx="5731510" cy="2754921"/>
-            <wp:effectExtent l="0" t="0" r="2540" b="7620"/>
+          <wp:inline distT="0" distB="0" distL="0" distR="0" wp14:anchorId="2B8EAFCA" wp14:editId="7F04D8FC">
+            <wp:extent cx="5619750" cy="2552700"/>
+            <wp:effectExtent l="0" t="0" r="0" b="0"/>
             <wp:docPr id="938199786" name="Picture 938199786"/>
             <wp:cNvGraphicFramePr>
               <a:graphicFrameLocks xmlns:a="http://schemas.openxmlformats.org/drawingml/2006/main" noChangeAspect="1"/>
@@ -553,20 +553,29 @@
                     <pic:cNvPr id="0" name=""/>
                     <pic:cNvPicPr/>
                   </pic:nvPicPr>
-                  <pic:blipFill>
+                  <pic:blipFill rotWithShape="1">
                     <a:blip r:embed="rId5"/>
+                    <a:srcRect r="1940" b="7330"/>
                     <a:stretch>
                       <a:fillRect/>
                     </a:stretch>
                   </pic:blipFill>
-                  <pic:spPr>
+                  <pic:spPr bwMode="auto">
                     <a:xfrm>
                       <a:off x="0" y="0"/>
-                      <a:ext cx="5731510" cy="2754921"/>
+                      <a:ext cx="5620344" cy="2552970"/>
                     </a:xfrm>
                     <a:prstGeom prst="rect">
                       <a:avLst/>
                     </a:prstGeom>
+                    <a:ln>
+                      <a:noFill/>
+                    </a:ln>
+                    <a:extLst>
+                      <a:ext uri="{53640926-AAD7-44D8-BBD7-CCE9431645EC}">
+                        <a14:shadowObscured xmlns:a14="http://schemas.microsoft.com/office/drawing/2010/main"/>
+                      </a:ext>
+                    </a:extLst>
                   </pic:spPr>
                 </pic:pic>
               </a:graphicData>
@@ -1374,6 +1383,7 @@
   <w:style w:type="character" w:default="1" w:styleId="DefaultParagraphFont">
     <w:name w:val="Default Paragraph Font"/>
     <w:uiPriority w:val="1"/>
+    <w:semiHidden/>
     <w:unhideWhenUsed/>
   </w:style>
   <w:style w:type="table" w:default="1" w:styleId="TableNormal">
